--- a/public/nss-report.docx
+++ b/public/nss-report.docx
@@ -216,7 +216,37 @@
                 <w:sz w:val="32"/>
                 <w:szCs w:val="32"/>
               </w:rPr>
-              <w:t>Activities 2024-25</w:t>
+              <w:t>Activities 202</w:t>
+            </w:r>
+            <w:r>
+              <w:rPr>
+                <w:rFonts w:ascii="Arial" w:eastAsia="Arial" w:hAnsi="Arial" w:cs="Arial"/>
+                <w:b/>
+                <w:i/>
+                <w:sz w:val="32"/>
+                <w:szCs w:val="32"/>
+              </w:rPr>
+              <w:t>5</w:t>
+            </w:r>
+            <w:r>
+              <w:rPr>
+                <w:rFonts w:ascii="Arial" w:eastAsia="Arial" w:hAnsi="Arial" w:cs="Arial"/>
+                <w:b/>
+                <w:i/>
+                <w:sz w:val="32"/>
+                <w:szCs w:val="32"/>
+              </w:rPr>
+              <w:t>-2</w:t>
+            </w:r>
+            <w:r>
+              <w:rPr>
+                <w:rFonts w:ascii="Arial" w:eastAsia="Arial" w:hAnsi="Arial" w:cs="Arial"/>
+                <w:b/>
+                <w:i/>
+                <w:sz w:val="32"/>
+                <w:szCs w:val="32"/>
+              </w:rPr>
+              <w:t>6</w:t>
             </w:r>
           </w:p>
         </w:tc>
@@ -292,7 +322,7 @@
         <w:rPr>
           <w:rFonts w:ascii="Arial" w:eastAsia="Arial" w:hAnsi="Arial" w:cs="Arial"/>
           <w:b/>
-          <w:u w:val="single"/>
+          <w:bCs/>
         </w:rPr>
       </w:pPr>
       <w:r>
@@ -300,25 +330,43 @@
           <w:rFonts w:ascii="Arial" w:eastAsia="Arial" w:hAnsi="Arial" w:cs="Arial"/>
           <w:b/>
         </w:rPr>
-        <w:t xml:space="preserve"> </w:t>
-      </w:r>
-      <w:r>
-        <w:rPr>
-          <w:rFonts w:ascii="Arial" w:eastAsia="Arial" w:hAnsi="Arial" w:cs="Arial"/>
-          <w:b/>
-          <w:u w:val="single"/>
-        </w:rPr>
-        <w:t xml:space="preserve">Report on </w:t>
+        <w:t xml:space="preserve"> Report on </w:t>
       </w:r>
       <w:r>
         <w:rPr>
           <w:rFonts w:ascii="Arial" w:eastAsia="Arial" w:hAnsi="Arial" w:cs="Arial"/>
           <w:b/>
           <w:bCs/>
-          <w:u w:val="single"/>
         </w:rPr>
-        <w:t>{activityTitle}</w:t>
+        <w:t>{</w:t>
       </w:r>
+      <w:proofErr w:type="spellStart"/>
+      <w:r>
+        <w:rPr>
+          <w:rFonts w:ascii="Arial" w:eastAsia="Arial" w:hAnsi="Arial" w:cs="Arial"/>
+          <w:b/>
+          <w:bCs/>
+        </w:rPr>
+        <w:t>activityTitle</w:t>
+      </w:r>
+      <w:proofErr w:type="spellEnd"/>
+      <w:r>
+        <w:rPr>
+          <w:rFonts w:ascii="Arial" w:eastAsia="Arial" w:hAnsi="Arial" w:cs="Arial"/>
+          <w:b/>
+          <w:bCs/>
+        </w:rPr>
+        <w:t>}</w:t>
+      </w:r>
+    </w:p>
+    <w:p>
+      <w:pPr>
+        <w:jc w:val="center"/>
+        <w:rPr>
+          <w:rFonts w:ascii="Arial" w:eastAsia="Arial" w:hAnsi="Arial" w:cs="Arial"/>
+          <w:b/>
+        </w:rPr>
+      </w:pPr>
     </w:p>
     <w:tbl>
       <w:tblPr>
@@ -352,10 +400,11 @@
               <w:bottom w:val="single" w:sz="4" w:space="0" w:color="000000"/>
               <w:right w:val="single" w:sz="4" w:space="0" w:color="000000"/>
             </w:tcBorders>
+            <w:vAlign w:val="center"/>
           </w:tcPr>
           <w:p>
             <w:pPr>
-              <w:spacing w:after="280"/>
+              <w:spacing w:after="0"/>
               <w:jc w:val="center"/>
               <w:rPr>
                 <w:rFonts w:ascii="Arial" w:eastAsia="Arial" w:hAnsi="Arial" w:cs="Arial"/>
@@ -385,9 +434,11 @@
               <w:bottom w:val="single" w:sz="4" w:space="0" w:color="000000"/>
               <w:right w:val="single" w:sz="4" w:space="0" w:color="000000"/>
             </w:tcBorders>
+            <w:vAlign w:val="center"/>
           </w:tcPr>
           <w:p>
             <w:pPr>
+              <w:spacing w:after="0"/>
               <w:rPr>
                 <w:rFonts w:ascii="Arial" w:eastAsia="Arial" w:hAnsi="Arial" w:cs="Arial"/>
                 <w:b/>
@@ -411,9 +462,11 @@
               <w:bottom w:val="single" w:sz="4" w:space="0" w:color="000000"/>
               <w:right w:val="single" w:sz="4" w:space="0" w:color="000000"/>
             </w:tcBorders>
+            <w:vAlign w:val="center"/>
           </w:tcPr>
           <w:p>
             <w:pPr>
+              <w:spacing w:after="0"/>
               <w:rPr>
                 <w:rFonts w:ascii="Arial" w:eastAsia="Arial" w:hAnsi="Arial" w:cs="Arial"/>
               </w:rPr>
@@ -422,7 +475,21 @@
               <w:rPr>
                 <w:rFonts w:ascii="Arial" w:eastAsia="Arial" w:hAnsi="Arial" w:cs="Arial"/>
               </w:rPr>
-              <w:t>{activityTitle}</w:t>
+              <w:t>{</w:t>
+            </w:r>
+            <w:proofErr w:type="spellStart"/>
+            <w:r>
+              <w:rPr>
+                <w:rFonts w:ascii="Arial" w:eastAsia="Arial" w:hAnsi="Arial" w:cs="Arial"/>
+              </w:rPr>
+              <w:t>activityTitle</w:t>
+            </w:r>
+            <w:proofErr w:type="spellEnd"/>
+            <w:r>
+              <w:rPr>
+                <w:rFonts w:ascii="Arial" w:eastAsia="Arial" w:hAnsi="Arial" w:cs="Arial"/>
+              </w:rPr>
+              <w:t>}</w:t>
             </w:r>
           </w:p>
         </w:tc>
@@ -440,10 +507,11 @@
               <w:bottom w:val="single" w:sz="4" w:space="0" w:color="000000"/>
               <w:right w:val="single" w:sz="4" w:space="0" w:color="000000"/>
             </w:tcBorders>
+            <w:vAlign w:val="center"/>
           </w:tcPr>
           <w:p>
             <w:pPr>
-              <w:spacing w:after="240"/>
+              <w:spacing w:after="0"/>
               <w:rPr>
                 <w:rFonts w:ascii="Arial" w:eastAsia="Arial" w:hAnsi="Arial" w:cs="Arial"/>
                 <w:b/>
@@ -467,10 +535,11 @@
               <w:bottom w:val="single" w:sz="4" w:space="0" w:color="000000"/>
               <w:right w:val="single" w:sz="4" w:space="0" w:color="000000"/>
             </w:tcBorders>
+            <w:vAlign w:val="center"/>
           </w:tcPr>
           <w:p>
             <w:pPr>
-              <w:spacing w:after="240"/>
+              <w:spacing w:after="0"/>
               <w:rPr>
                 <w:rFonts w:ascii="Arial" w:eastAsia="Arial" w:hAnsi="Arial" w:cs="Arial"/>
               </w:rPr>
@@ -497,10 +566,11 @@
               <w:bottom w:val="single" w:sz="4" w:space="0" w:color="000000"/>
               <w:right w:val="single" w:sz="4" w:space="0" w:color="000000"/>
             </w:tcBorders>
+            <w:vAlign w:val="center"/>
           </w:tcPr>
           <w:p>
             <w:pPr>
-              <w:spacing w:after="240"/>
+              <w:spacing w:after="0"/>
               <w:rPr>
                 <w:rFonts w:ascii="Arial" w:eastAsia="Arial" w:hAnsi="Arial" w:cs="Arial"/>
                 <w:b/>
@@ -524,6 +594,7 @@
               <w:bottom w:val="single" w:sz="4" w:space="0" w:color="000000"/>
               <w:right w:val="single" w:sz="4" w:space="0" w:color="000000"/>
             </w:tcBorders>
+            <w:vAlign w:val="center"/>
           </w:tcPr>
           <w:p>
             <w:pPr>
@@ -534,7 +605,7 @@
                 <w:right w:val="nil"/>
                 <w:between w:val="nil"/>
               </w:pBdr>
-              <w:spacing w:after="240"/>
+              <w:spacing w:after="0"/>
               <w:rPr>
                 <w:rFonts w:ascii="Arial" w:eastAsia="Arial" w:hAnsi="Arial" w:cs="Arial"/>
               </w:rPr>
@@ -561,10 +632,11 @@
               <w:bottom w:val="single" w:sz="4" w:space="0" w:color="000000"/>
               <w:right w:val="single" w:sz="4" w:space="0" w:color="000000"/>
             </w:tcBorders>
+            <w:vAlign w:val="center"/>
           </w:tcPr>
           <w:p>
             <w:pPr>
-              <w:spacing w:after="240"/>
+              <w:spacing w:after="0"/>
               <w:rPr>
                 <w:rFonts w:ascii="Arial" w:eastAsia="Arial" w:hAnsi="Arial" w:cs="Arial"/>
                 <w:b/>
@@ -588,9 +660,11 @@
               <w:bottom w:val="single" w:sz="4" w:space="0" w:color="000000"/>
               <w:right w:val="single" w:sz="4" w:space="0" w:color="000000"/>
             </w:tcBorders>
+            <w:vAlign w:val="center"/>
           </w:tcPr>
           <w:p>
             <w:pPr>
+              <w:spacing w:after="0"/>
               <w:rPr>
                 <w:rFonts w:ascii="Arial" w:eastAsia="Arial" w:hAnsi="Arial" w:cs="Arial"/>
               </w:rPr>
@@ -617,10 +691,11 @@
               <w:bottom w:val="single" w:sz="4" w:space="0" w:color="000000"/>
               <w:right w:val="single" w:sz="4" w:space="0" w:color="000000"/>
             </w:tcBorders>
+            <w:vAlign w:val="center"/>
           </w:tcPr>
           <w:p>
             <w:pPr>
-              <w:spacing w:after="240"/>
+              <w:spacing w:after="0"/>
               <w:rPr>
                 <w:rFonts w:ascii="Arial" w:eastAsia="Arial" w:hAnsi="Arial" w:cs="Arial"/>
                 <w:b/>
@@ -644,10 +719,11 @@
               <w:bottom w:val="single" w:sz="4" w:space="0" w:color="000000"/>
               <w:right w:val="single" w:sz="4" w:space="0" w:color="000000"/>
             </w:tcBorders>
+            <w:vAlign w:val="center"/>
           </w:tcPr>
           <w:p>
             <w:pPr>
-              <w:spacing w:after="240"/>
+              <w:spacing w:after="0"/>
               <w:rPr>
                 <w:rFonts w:ascii="Arial" w:eastAsia="Arial" w:hAnsi="Arial" w:cs="Arial"/>
               </w:rPr>
@@ -674,9 +750,11 @@
               <w:bottom w:val="single" w:sz="4" w:space="0" w:color="000000"/>
               <w:right w:val="single" w:sz="4" w:space="0" w:color="000000"/>
             </w:tcBorders>
+            <w:vAlign w:val="center"/>
           </w:tcPr>
           <w:p>
             <w:pPr>
+              <w:spacing w:after="0"/>
               <w:rPr>
                 <w:rFonts w:ascii="Arial" w:eastAsia="Arial" w:hAnsi="Arial" w:cs="Arial"/>
                 <w:b/>
@@ -700,6 +778,7 @@
               <w:bottom w:val="single" w:sz="4" w:space="0" w:color="000000"/>
               <w:right w:val="single" w:sz="4" w:space="0" w:color="000000"/>
             </w:tcBorders>
+            <w:vAlign w:val="center"/>
           </w:tcPr>
           <w:p>
             <w:pPr>
@@ -710,6 +789,7 @@
                 <w:right w:val="nil"/>
                 <w:between w:val="nil"/>
               </w:pBdr>
+              <w:spacing w:after="0"/>
               <w:rPr>
                 <w:rFonts w:ascii="Arial" w:eastAsia="Arial" w:hAnsi="Arial" w:cs="Arial"/>
               </w:rPr>
@@ -718,7 +798,21 @@
               <w:rPr>
                 <w:rFonts w:ascii="Arial" w:eastAsia="Arial" w:hAnsi="Arial" w:cs="Arial"/>
               </w:rPr>
-              <w:t>{activityCoordinator}</w:t>
+              <w:t>{</w:t>
+            </w:r>
+            <w:proofErr w:type="spellStart"/>
+            <w:r>
+              <w:rPr>
+                <w:rFonts w:ascii="Arial" w:eastAsia="Arial" w:hAnsi="Arial" w:cs="Arial"/>
+              </w:rPr>
+              <w:t>activityCoordinator</w:t>
+            </w:r>
+            <w:proofErr w:type="spellEnd"/>
+            <w:r>
+              <w:rPr>
+                <w:rFonts w:ascii="Arial" w:eastAsia="Arial" w:hAnsi="Arial" w:cs="Arial"/>
+              </w:rPr>
+              <w:t>}</w:t>
             </w:r>
           </w:p>
         </w:tc>
@@ -736,10 +830,11 @@
               <w:bottom w:val="single" w:sz="4" w:space="0" w:color="000000"/>
               <w:right w:val="single" w:sz="4" w:space="0" w:color="000000"/>
             </w:tcBorders>
+            <w:vAlign w:val="center"/>
           </w:tcPr>
           <w:p>
             <w:pPr>
-              <w:spacing w:after="240"/>
+              <w:spacing w:after="0"/>
               <w:rPr>
                 <w:rFonts w:ascii="Arial" w:eastAsia="Arial" w:hAnsi="Arial" w:cs="Arial"/>
                 <w:b/>
@@ -763,6 +858,7 @@
               <w:bottom w:val="single" w:sz="4" w:space="0" w:color="000000"/>
               <w:right w:val="single" w:sz="4" w:space="0" w:color="000000"/>
             </w:tcBorders>
+            <w:vAlign w:val="center"/>
           </w:tcPr>
           <w:p>
             <w:pPr>
@@ -773,7 +869,7 @@
                 <w:right w:val="nil"/>
                 <w:between w:val="nil"/>
               </w:pBdr>
-              <w:spacing w:after="240"/>
+              <w:spacing w:after="0"/>
               <w:rPr>
                 <w:rFonts w:ascii="Arial" w:eastAsia="Arial" w:hAnsi="Arial" w:cs="Arial"/>
               </w:rPr>
@@ -800,10 +896,11 @@
               <w:bottom w:val="single" w:sz="4" w:space="0" w:color="000000"/>
               <w:right w:val="single" w:sz="4" w:space="0" w:color="000000"/>
             </w:tcBorders>
+            <w:vAlign w:val="center"/>
           </w:tcPr>
           <w:p>
             <w:pPr>
-              <w:spacing w:after="240"/>
+              <w:spacing w:after="0"/>
               <w:rPr>
                 <w:rFonts w:ascii="Arial" w:eastAsia="Arial" w:hAnsi="Arial" w:cs="Arial"/>
                 <w:b/>
@@ -827,6 +924,7 @@
               <w:bottom w:val="single" w:sz="4" w:space="0" w:color="000000"/>
               <w:right w:val="single" w:sz="4" w:space="0" w:color="000000"/>
             </w:tcBorders>
+            <w:vAlign w:val="center"/>
           </w:tcPr>
           <w:p>
             <w:pPr>
@@ -837,7 +935,7 @@
                 <w:right w:val="nil"/>
                 <w:between w:val="nil"/>
               </w:pBdr>
-              <w:spacing w:after="240"/>
+              <w:spacing w:after="0"/>
               <w:rPr>
                 <w:rFonts w:ascii="Arial" w:eastAsia="Arial" w:hAnsi="Arial" w:cs="Arial"/>
               </w:rPr>
@@ -846,7 +944,21 @@
               <w:rPr>
                 <w:rFonts w:ascii="Arial" w:eastAsia="Arial" w:hAnsi="Arial" w:cs="Arial"/>
               </w:rPr>
-              <w:t>{organizingUnit}</w:t>
+              <w:t>{</w:t>
+            </w:r>
+            <w:proofErr w:type="spellStart"/>
+            <w:r>
+              <w:rPr>
+                <w:rFonts w:ascii="Arial" w:eastAsia="Arial" w:hAnsi="Arial" w:cs="Arial"/>
+              </w:rPr>
+              <w:t>organizingUnit</w:t>
+            </w:r>
+            <w:proofErr w:type="spellEnd"/>
+            <w:r>
+              <w:rPr>
+                <w:rFonts w:ascii="Arial" w:eastAsia="Arial" w:hAnsi="Arial" w:cs="Arial"/>
+              </w:rPr>
+              <w:t>}</w:t>
             </w:r>
           </w:p>
         </w:tc>
@@ -907,7 +1019,7 @@
                 <w:right w:val="nil"/>
                 <w:between w:val="nil"/>
               </w:pBdr>
-              <w:spacing w:before="120" w:after="120" w:line="276" w:lineRule="auto"/>
+              <w:spacing w:before="160" w:after="120" w:line="276" w:lineRule="auto"/>
               <w:rPr>
                 <w:rFonts w:ascii="Arial" w:eastAsia="Arial" w:hAnsi="Arial" w:cs="Arial"/>
                 <w:b/>
@@ -918,7 +1030,21 @@
               <w:rPr>
                 <w:rFonts w:ascii="Arial" w:eastAsia="Arial" w:hAnsi="Arial" w:cs="Arial"/>
               </w:rPr>
-              <w:t>{in_points}</w:t>
+              <w:t>{</w:t>
+            </w:r>
+            <w:proofErr w:type="spellStart"/>
+            <w:r>
+              <w:rPr>
+                <w:rFonts w:ascii="Arial" w:eastAsia="Arial" w:hAnsi="Arial" w:cs="Arial"/>
+              </w:rPr>
+              <w:t>in_points</w:t>
+            </w:r>
+            <w:proofErr w:type="spellEnd"/>
+            <w:r>
+              <w:rPr>
+                <w:rFonts w:ascii="Arial" w:eastAsia="Arial" w:hAnsi="Arial" w:cs="Arial"/>
+              </w:rPr>
+              <w:t>}</w:t>
             </w:r>
           </w:p>
         </w:tc>
@@ -973,6 +1099,7 @@
           <w:p>
             <w:pPr>
               <w:spacing w:before="120" w:line="276" w:lineRule="auto"/>
+              <w:jc w:val="both"/>
               <w:rPr>
                 <w:rFonts w:ascii="Arial" w:eastAsia="Arial" w:hAnsi="Arial" w:cs="Arial"/>
                 <w:lang w:val="en-IN"/>
@@ -1056,6 +1183,7 @@
           <w:p>
             <w:pPr>
               <w:spacing w:before="120" w:line="276" w:lineRule="auto"/>
+              <w:jc w:val="both"/>
               <w:rPr>
                 <w:rFonts w:ascii="Arial" w:eastAsia="Arial" w:hAnsi="Arial" w:cs="Arial"/>
                 <w:lang w:val="en-IN"/>
@@ -1135,6 +1263,7 @@
           <w:p>
             <w:pPr>
               <w:spacing w:before="120" w:line="276" w:lineRule="auto"/>
+              <w:jc w:val="both"/>
               <w:rPr>
                 <w:rFonts w:ascii="Arial" w:eastAsia="Arial" w:hAnsi="Arial" w:cs="Arial"/>
                 <w:lang w:val="en-IN"/>
@@ -1164,37 +1293,14 @@
           </w:p>
         </w:tc>
       </w:tr>
-    </w:tbl>
-    <w:p/>
-    <w:tbl>
-      <w:tblPr>
-        <w:tblpPr w:leftFromText="180" w:rightFromText="180" w:bottomFromText="200" w:vertAnchor="text" w:tblpX="-431" w:tblpY="1"/>
-        <w:tblW w:w="10484" w:type="dxa"/>
-        <w:tblBorders>
-          <w:top w:val="single" w:sz="4" w:space="0" w:color="000000"/>
-          <w:left w:val="single" w:sz="4" w:space="0" w:color="000000"/>
-          <w:bottom w:val="single" w:sz="4" w:space="0" w:color="000000"/>
-          <w:right w:val="single" w:sz="4" w:space="0" w:color="000000"/>
-          <w:insideH w:val="single" w:sz="4" w:space="0" w:color="000000"/>
-          <w:insideV w:val="single" w:sz="4" w:space="0" w:color="000000"/>
-        </w:tblBorders>
-        <w:tblLayout w:type="fixed"/>
-        <w:tblCellMar>
-          <w:left w:w="115" w:type="dxa"/>
-          <w:right w:w="115" w:type="dxa"/>
-        </w:tblCellMar>
-        <w:tblLook w:val="0400" w:firstRow="0" w:lastRow="0" w:firstColumn="0" w:lastColumn="0" w:noHBand="0" w:noVBand="1"/>
-      </w:tblPr>
-      <w:tblGrid>
-        <w:gridCol w:w="10484"/>
-      </w:tblGrid>
       <w:tr>
         <w:trPr>
-          <w:trHeight w:hRule="exact" w:val="370"/>
+          <w:trHeight w:val="407"/>
         </w:trPr>
         <w:tc>
           <w:tcPr>
             <w:tcW w:w="10484" w:type="dxa"/>
+            <w:gridSpan w:val="2"/>
             <w:tcBorders>
               <w:top w:val="single" w:sz="4" w:space="0" w:color="000000"/>
               <w:left w:val="single" w:sz="4" w:space="0" w:color="000000"/>
@@ -1205,8 +1311,12 @@
           </w:tcPr>
           <w:p>
             <w:pPr>
-              <w:spacing w:after="0"/>
+              <w:spacing w:before="120" w:line="276" w:lineRule="auto"/>
               <w:jc w:val="center"/>
+              <w:rPr>
+                <w:rFonts w:ascii="Arial" w:eastAsia="Arial" w:hAnsi="Arial" w:cs="Arial"/>
+                <w:lang w:val="en-IN"/>
+              </w:rPr>
             </w:pPr>
             <w:r>
               <w:rPr>
@@ -1222,12 +1332,14 @@
         <w:tc>
           <w:tcPr>
             <w:tcW w:w="10484" w:type="dxa"/>
+            <w:gridSpan w:val="2"/>
             <w:tcBorders>
               <w:top w:val="single" w:sz="4" w:space="0" w:color="000000"/>
               <w:left w:val="single" w:sz="4" w:space="0" w:color="000000"/>
               <w:bottom w:val="single" w:sz="4" w:space="0" w:color="000000"/>
               <w:right w:val="single" w:sz="4" w:space="0" w:color="000000"/>
             </w:tcBorders>
+            <w:vAlign w:val="center"/>
           </w:tcPr>
           <w:p>
             <w:pPr>
@@ -1288,6 +1400,10 @@
               </w:pBdr>
               <w:spacing w:before="120" w:line="276" w:lineRule="auto"/>
               <w:jc w:val="center"/>
+              <w:rPr>
+                <w:rFonts w:ascii="Arial" w:eastAsia="Arial" w:hAnsi="Arial" w:cs="Arial"/>
+                <w:lang w:val="en-IN"/>
+              </w:rPr>
             </w:pPr>
             <w:r>
               <w:rPr>
@@ -1300,6 +1416,7 @@
         </w:tc>
       </w:tr>
     </w:tbl>
+    <w:p/>
     <w:p>
       <w:pPr>
         <w:widowControl w:val="0"/>
@@ -1414,6 +1531,7 @@
         <w:rPr>
           <w:rFonts w:ascii="Arial" w:eastAsia="Arial" w:hAnsi="Arial" w:cs="Arial"/>
         </w:rPr>
+        <w:lastRenderedPageBreak/>
         <w:t>NSS-VIT</w:t>
       </w:r>
     </w:p>
@@ -2707,7 +2825,7 @@
   <w:style w:type="paragraph" w:default="1" w:styleId="Normal">
     <w:name w:val="Normal"/>
     <w:qFormat/>
-    <w:rsid w:val="00D96300"/>
+    <w:rsid w:val="00486B09"/>
     <w:rPr>
       <w:color w:val="000000"/>
       <w:lang w:eastAsia="zh-CN"/>
@@ -3559,16 +3677,15 @@
 </file>
 
 <file path=customXml/item2.xml><?xml version="1.0" encoding="utf-8"?>
-<go:gDocsCustomXmlDataStorage xmlns:go="http://customooxmlschemas.google.com/" xmlns:r="http://schemas.openxmlformats.org/officeDocument/2006/relationships" uri="GoogleDocsCustomDataVersion2">
-  <go:docsCustomData xmlns:go="http://customooxmlschemas.google.com/" roundtripDataSignature="AMtx7mhho/nAe37LWwrl8/2HTW0NC/hKUw==">CgMxLjAyCGguZ2pkZ3hzOAByITFwb3lSSGlYNEs1dy1NSTlUWXdaZUwxNnFtSjJHQjRVRA==</go:docsCustomData>
-</go:gDocsCustomXmlDataStorage>
+<?mso-contentType ?>
+<FormTemplates xmlns="http://schemas.microsoft.com/sharepoint/v3/contenttype/forms">
+  <Display>DocumentLibraryForm</Display>
+  <Edit>DocumentLibraryForm</Edit>
+  <New>DocumentLibraryForm</New>
+</FormTemplates>
 </file>
 
 <file path=customXml/item3.xml><?xml version="1.0" encoding="utf-8"?>
-<b:Sources xmlns:b="http://schemas.openxmlformats.org/officeDocument/2006/bibliography" xmlns="http://schemas.openxmlformats.org/officeDocument/2006/bibliography" SelectedStyle="\APASixthEditionOfficeOnline.xsl" StyleName="APA" Version="6"/>
-</file>
-
-<file path=customXml/item4.xml><?xml version="1.0" encoding="utf-8"?>
 <p:properties xmlns:p="http://schemas.microsoft.com/office/2006/metadata/properties" xmlns:xsi="http://www.w3.org/2001/XMLSchema-instance" xmlns:pc="http://schemas.microsoft.com/office/infopath/2007/PartnerControls">
   <documentManagement>
     <_activity xmlns="b90a5dd7-aa71-4a85-8f48-13c6fa835524" xsi:nil="true"/>
@@ -3576,13 +3693,14 @@
 </p:properties>
 </file>
 
+<file path=customXml/item4.xml><?xml version="1.0" encoding="utf-8"?>
+<b:Sources xmlns:b="http://schemas.openxmlformats.org/officeDocument/2006/bibliography" xmlns="http://schemas.openxmlformats.org/officeDocument/2006/bibliography" SelectedStyle="\APASixthEditionOfficeOnline.xsl" StyleName="APA" Version="6"/>
+</file>
+
 <file path=customXml/item5.xml><?xml version="1.0" encoding="utf-8"?>
-<?mso-contentType ?>
-<FormTemplates xmlns="http://schemas.microsoft.com/sharepoint/v3/contenttype/forms">
-  <Display>DocumentLibraryForm</Display>
-  <Edit>DocumentLibraryForm</Edit>
-  <New>DocumentLibraryForm</New>
-</FormTemplates>
+<go:gDocsCustomXmlDataStorage xmlns:go="http://customooxmlschemas.google.com/" xmlns:r="http://schemas.openxmlformats.org/officeDocument/2006/relationships" uri="GoogleDocsCustomDataVersion2">
+  <go:docsCustomData xmlns:go="http://customooxmlschemas.google.com/" roundtripDataSignature="AMtx7mhho/nAe37LWwrl8/2HTW0NC/hKUw==">CgMxLjAyCGguZ2pkZ3hzOAByITFwb3lSSGlYNEs1dy1NSTlUWXdaZUwxNnFtSjJHQjRVRA==</go:docsCustomData>
+</go:gDocsCustomXmlDataStorage>
 </file>
 
 <file path=customXml/itemProps1.xml><?xml version="1.0" encoding="utf-8"?>
@@ -3605,23 +3723,14 @@
 </file>
 
 <file path=customXml/itemProps2.xml><?xml version="1.0" encoding="utf-8"?>
-<ds:datastoreItem xmlns:ds="http://schemas.openxmlformats.org/officeDocument/2006/customXml" ds:itemID="{11111111-1234-1234-1234-123412341234}">
+<ds:datastoreItem xmlns:ds="http://schemas.openxmlformats.org/officeDocument/2006/customXml" ds:itemID="{81E4BF22-E8C7-4C09-8BF8-BFA616310176}">
   <ds:schemaRefs>
-    <ds:schemaRef ds:uri="http://customooxmlschemas.google.com/"/>
-    <ds:schemaRef ds:uri="http://schemas.openxmlformats.org/officeDocument/2006/relationships"/>
+    <ds:schemaRef ds:uri="http://schemas.microsoft.com/sharepoint/v3/contenttype/forms"/>
   </ds:schemaRefs>
 </ds:datastoreItem>
 </file>
 
 <file path=customXml/itemProps3.xml><?xml version="1.0" encoding="utf-8"?>
-<ds:datastoreItem xmlns:ds="http://schemas.openxmlformats.org/officeDocument/2006/customXml" ds:itemID="{2D3D784A-26E4-43C8-B2BE-75C33B03B68D}">
-  <ds:schemaRefs>
-    <ds:schemaRef ds:uri="http://schemas.openxmlformats.org/officeDocument/2006/bibliography"/>
-  </ds:schemaRefs>
-</ds:datastoreItem>
-</file>
-
-<file path=customXml/itemProps4.xml><?xml version="1.0" encoding="utf-8"?>
 <ds:datastoreItem xmlns:ds="http://schemas.openxmlformats.org/officeDocument/2006/customXml" ds:itemID="{219B6FFE-09C9-42D1-BDDC-5832733635F0}">
   <ds:schemaRefs>
     <ds:schemaRef ds:uri="http://schemas.microsoft.com/office/2006/metadata/properties"/>
@@ -3631,10 +3740,19 @@
 </ds:datastoreItem>
 </file>
 
+<file path=customXml/itemProps4.xml><?xml version="1.0" encoding="utf-8"?>
+<ds:datastoreItem xmlns:ds="http://schemas.openxmlformats.org/officeDocument/2006/customXml" ds:itemID="{2D3D784A-26E4-43C8-B2BE-75C33B03B68D}">
+  <ds:schemaRefs>
+    <ds:schemaRef ds:uri="http://schemas.openxmlformats.org/officeDocument/2006/bibliography"/>
+  </ds:schemaRefs>
+</ds:datastoreItem>
+</file>
+
 <file path=customXml/itemProps5.xml><?xml version="1.0" encoding="utf-8"?>
-<ds:datastoreItem xmlns:ds="http://schemas.openxmlformats.org/officeDocument/2006/customXml" ds:itemID="{81E4BF22-E8C7-4C09-8BF8-BFA616310176}">
+<ds:datastoreItem xmlns:ds="http://schemas.openxmlformats.org/officeDocument/2006/customXml" ds:itemID="{11111111-1234-1234-1234-123412341234}">
   <ds:schemaRefs>
-    <ds:schemaRef ds:uri="http://schemas.microsoft.com/sharepoint/v3/contenttype/forms"/>
+    <ds:schemaRef ds:uri="http://customooxmlschemas.google.com/"/>
+    <ds:schemaRef ds:uri="http://schemas.openxmlformats.org/officeDocument/2006/relationships"/>
   </ds:schemaRefs>
 </ds:datastoreItem>
 </file>